--- a/lessons/4-2/downloads/reveal/teacher/4.2-guided-notes.docx
+++ b/lessons/4-2/downloads/reveal/teacher/4.2-guided-notes.docx
@@ -88,6 +88,7 @@
       <w:pPr>
         <w:keepNext/>
         <w:spacing w:before="0" w:after="10" w:line="240" w:lineRule="auto"/>
+        <w:outlineLvl w:val="0"/>
       </w:pPr>
       <w:r>
         <w:rPr>
@@ -123,7 +124,7 @@
           <w:sz w:val="15"/>
           <w:szCs w:val="15"/>
         </w:rPr>
-        <w:t xml:space="preserve">   ·   6.RP.A.3c</w:t>
+        <w:t xml:space="preserve">   ·   6.AT.4</w:t>
       </w:r>
     </w:p>
     <w:p>
@@ -136,6 +137,7 @@
           <w:tab w:val="right" w:pos="9504"/>
         </w:tabs>
         <w:spacing w:before="90" w:after="50" w:line="240" w:lineRule="auto"/>
+        <w:outlineLvl w:val="1"/>
       </w:pPr>
       <w:r>
         <w:rPr>
@@ -546,7 +548,7 @@
                 <w:sz w:val="18"/>
                 <w:szCs w:val="18"/>
               </w:rPr>
-              <w:t xml:space="preserve"> place after the decimal point.</w:t>
+              <w:t xml:space="preserve"> place after the point.</w:t>
             </w:r>
           </w:p>
         </w:tc>
@@ -582,6 +584,7 @@
           <w:tab w:val="right" w:pos="9504"/>
         </w:tabs>
         <w:spacing w:before="90" w:after="50" w:line="240" w:lineRule="auto"/>
+        <w:outlineLvl w:val="1"/>
       </w:pPr>
       <w:r>
         <w:rPr>
@@ -792,6 +795,7 @@
           <w:tab w:val="right" w:pos="9504"/>
         </w:tabs>
         <w:spacing w:before="90" w:after="50" w:line="240" w:lineRule="auto"/>
+        <w:outlineLvl w:val="1"/>
       </w:pPr>
       <w:r>
         <w:rPr>
@@ -836,7 +840,47 @@
           <w:sz w:val="19"/>
           <w:szCs w:val="19"/>
         </w:rPr>
-        <w:t xml:space="preserve">20 students voted for a class color. 7 chose green. Write the green votes as a fraction, a decimal, and a percent.</w:t>
+        <w:t xml:space="preserve">20 students voted for a class color. 7 chose green. Write the green votes three ways.</w:t>
+      </w:r>
+    </w:p>
+    <w:p>
+      <w:pPr>
+        <w:keepNext/>
+        <w:spacing w:before="0" w:after="40" w:line="264" w:lineRule="auto"/>
+        <w:jc w:val="center"/>
+      </w:pPr>
+      <w:r>
+        <w:drawing>
+          <wp:inline distT="0" distB="0" distL="0" distR="0">
+            <wp:extent cx="3575303" cy="738378"/>
+            <wp:docPr id="1" name="Figure 1"/>
+            <a:graphic xmlns:a="http://schemas.openxmlformats.org/drawingml/2006/main">
+              <a:graphicData uri="http://schemas.openxmlformats.org/drawingml/2006/picture">
+                <pic:pic xmlns:pic="http://schemas.openxmlformats.org/drawingml/2006/picture">
+                  <pic:nvPicPr>
+                    <pic:cNvPr id="1" name="image1.png"/>
+                    <pic:cNvPicPr/>
+                  </pic:nvPicPr>
+                  <pic:blipFill>
+                    <a:blip r:embed="rIdImg1"/>
+                    <a:stretch>
+                      <a:fillRect/>
+                    </a:stretch>
+                  </pic:blipFill>
+                  <pic:spPr>
+                    <a:xfrm>
+                      <a:off x="0" y="0"/>
+                      <a:ext cx="3575303" cy="738378"/>
+                    </a:xfrm>
+                    <a:prstGeom prst="rect">
+                      <a:avLst/>
+                    </a:prstGeom>
+                  </pic:spPr>
+                </pic:pic>
+              </a:graphicData>
+            </a:graphic>
+          </wp:inline>
+        </w:drawing>
       </w:r>
     </w:p>
     <w:p>
@@ -1068,6 +1112,7 @@
           <w:tab w:val="right" w:pos="9504"/>
         </w:tabs>
         <w:spacing w:before="90" w:after="50" w:line="240" w:lineRule="auto"/>
+        <w:outlineLvl w:val="1"/>
       </w:pPr>
       <w:r>
         <w:rPr>
@@ -1152,8 +1197,8 @@
                 <w:rFonts w:ascii="Avenir Next" w:hAnsi="Avenir Next" w:cs="Avenir Next" w:eastAsia="Avenir Next"/>
                 <w:b/>
                 <w:color w:val="1A1A1A"/>
-                <w:sz w:val="20"/>
-                <w:szCs w:val="20"/>
+                <w:sz w:val="21"/>
+                <w:szCs w:val="21"/>
               </w:rPr>
               <w:t xml:space="preserve">1.</w:t>
             </w:r>
@@ -1161,8 +1206,8 @@
               <w:rPr>
                 <w:rFonts w:ascii="Avenir Next" w:hAnsi="Avenir Next" w:cs="Avenir Next" w:eastAsia="Avenir Next"/>
                 <w:color w:val="1A1A1A"/>
-                <w:sz w:val="20"/>
-                <w:szCs w:val="20"/>
+                <w:sz w:val="21"/>
+                <w:szCs w:val="21"/>
               </w:rPr>
               <w:tab/>
             </w:r>
@@ -1170,8 +1215,8 @@
               <w:rPr>
                 <w:rFonts w:ascii="Avenir Next" w:hAnsi="Avenir Next" w:cs="Avenir Next" w:eastAsia="Avenir Next"/>
                 <w:color w:val="1A1A1A"/>
-                <w:sz w:val="20"/>
-                <w:szCs w:val="20"/>
+                <w:sz w:val="21"/>
+                <w:szCs w:val="21"/>
               </w:rPr>
               <w:t xml:space="preserve">Write each value as a percent.</w:t>
             </w:r>
@@ -1206,7 +1251,7 @@
             <w:tr>
               <w:trPr>
                 <w:cantSplit/>
-                <w:trHeight w:val="728" w:hRule="atLeast"/>
+                <w:trHeight w:val="504" w:hRule="atLeast"/>
               </w:trPr>
               <w:tc>
                 <w:tcPr>
@@ -1226,8 +1271,8 @@
                       <w:rFonts w:ascii="Avenir Next" w:hAnsi="Avenir Next" w:cs="Avenir Next" w:eastAsia="Avenir Next"/>
                       <w:b/>
                       <w:color w:val="003A70"/>
-                      <w:sz w:val="20"/>
-                      <w:szCs w:val="20"/>
+                      <w:sz w:val="21"/>
+                      <w:szCs w:val="21"/>
                     </w:rPr>
                     <w:t xml:space="preserve">a.</w:t>
                   </w:r>
@@ -1235,8 +1280,8 @@
                     <w:rPr>
                       <w:rFonts w:ascii="Avenir Next" w:hAnsi="Avenir Next" w:cs="Avenir Next" w:eastAsia="Avenir Next"/>
                       <w:color w:val="1A1A1A"/>
-                      <w:sz w:val="20"/>
-                      <w:szCs w:val="20"/>
+                      <w:sz w:val="21"/>
+                      <w:szCs w:val="21"/>
                     </w:rPr>
                     <w:tab/>
                   </w:r>
@@ -1244,8 +1289,8 @@
                     <w:rPr>
                       <w:rFonts w:ascii="Avenir Next" w:hAnsi="Avenir Next" w:cs="Avenir Next" w:eastAsia="Avenir Next"/>
                       <w:color w:val="1A1A1A"/>
-                      <w:sz w:val="20"/>
-                      <w:szCs w:val="20"/>
+                      <w:sz w:val="21"/>
+                      <w:szCs w:val="21"/>
                     </w:rPr>
                     <w:t xml:space="preserve">3/5 =</w:t>
                   </w:r>
@@ -1253,8 +1298,8 @@
                     <w:rPr>
                       <w:rFonts w:ascii="Avenir Next" w:hAnsi="Avenir Next" w:cs="Avenir Next" w:eastAsia="Avenir Next"/>
                       <w:color w:val="1A1A1A"/>
-                      <w:sz w:val="20"/>
-                      <w:szCs w:val="20"/>
+                      <w:sz w:val="21"/>
+                      <w:szCs w:val="21"/>
                     </w:rPr>
                     <w:t xml:space="preserve">  </w:t>
                   </w:r>
@@ -1262,8 +1307,8 @@
                     <w:rPr>
                       <w:rFonts w:ascii="Avenir Next" w:hAnsi="Avenir Next" w:cs="Avenir Next" w:eastAsia="Avenir Next"/>
                       <w:color w:val="1A1A1A"/>
-                      <w:sz w:val="20"/>
-                      <w:szCs w:val="20"/>
+                      <w:sz w:val="21"/>
+                      <w:szCs w:val="21"/>
                       <w:u w:val="single"/>
                     </w:rPr>
                     <w:t xml:space="preserve">              </w:t>
@@ -1288,8 +1333,8 @@
                       <w:rFonts w:ascii="Avenir Next" w:hAnsi="Avenir Next" w:cs="Avenir Next" w:eastAsia="Avenir Next"/>
                       <w:b/>
                       <w:color w:val="003A70"/>
-                      <w:sz w:val="20"/>
-                      <w:szCs w:val="20"/>
+                      <w:sz w:val="21"/>
+                      <w:szCs w:val="21"/>
                     </w:rPr>
                     <w:t xml:space="preserve">b.</w:t>
                   </w:r>
@@ -1297,8 +1342,8 @@
                     <w:rPr>
                       <w:rFonts w:ascii="Avenir Next" w:hAnsi="Avenir Next" w:cs="Avenir Next" w:eastAsia="Avenir Next"/>
                       <w:color w:val="1A1A1A"/>
-                      <w:sz w:val="20"/>
-                      <w:szCs w:val="20"/>
+                      <w:sz w:val="21"/>
+                      <w:szCs w:val="21"/>
                     </w:rPr>
                     <w:tab/>
                   </w:r>
@@ -1306,8 +1351,8 @@
                     <w:rPr>
                       <w:rFonts w:ascii="Avenir Next" w:hAnsi="Avenir Next" w:cs="Avenir Next" w:eastAsia="Avenir Next"/>
                       <w:color w:val="1A1A1A"/>
-                      <w:sz w:val="20"/>
-                      <w:szCs w:val="20"/>
+                      <w:sz w:val="21"/>
+                      <w:szCs w:val="21"/>
                     </w:rPr>
                     <w:t xml:space="preserve">0.08 =</w:t>
                   </w:r>
@@ -1315,8 +1360,8 @@
                     <w:rPr>
                       <w:rFonts w:ascii="Avenir Next" w:hAnsi="Avenir Next" w:cs="Avenir Next" w:eastAsia="Avenir Next"/>
                       <w:color w:val="1A1A1A"/>
-                      <w:sz w:val="20"/>
-                      <w:szCs w:val="20"/>
+                      <w:sz w:val="21"/>
+                      <w:szCs w:val="21"/>
                     </w:rPr>
                     <w:t xml:space="preserve">  </w:t>
                   </w:r>
@@ -1324,8 +1369,8 @@
                     <w:rPr>
                       <w:rFonts w:ascii="Avenir Next" w:hAnsi="Avenir Next" w:cs="Avenir Next" w:eastAsia="Avenir Next"/>
                       <w:color w:val="1A1A1A"/>
-                      <w:sz w:val="20"/>
-                      <w:szCs w:val="20"/>
+                      <w:sz w:val="21"/>
+                      <w:szCs w:val="21"/>
                       <w:u w:val="single"/>
                     </w:rPr>
                     <w:t xml:space="preserve">              </w:t>
@@ -1350,8 +1395,8 @@
                       <w:rFonts w:ascii="Avenir Next" w:hAnsi="Avenir Next" w:cs="Avenir Next" w:eastAsia="Avenir Next"/>
                       <w:b/>
                       <w:color w:val="003A70"/>
-                      <w:sz w:val="20"/>
-                      <w:szCs w:val="20"/>
+                      <w:sz w:val="21"/>
+                      <w:szCs w:val="21"/>
                     </w:rPr>
                     <w:t xml:space="preserve">c.</w:t>
                   </w:r>
@@ -1359,8 +1404,8 @@
                     <w:rPr>
                       <w:rFonts w:ascii="Avenir Next" w:hAnsi="Avenir Next" w:cs="Avenir Next" w:eastAsia="Avenir Next"/>
                       <w:color w:val="1A1A1A"/>
-                      <w:sz w:val="20"/>
-                      <w:szCs w:val="20"/>
+                      <w:sz w:val="21"/>
+                      <w:szCs w:val="21"/>
                     </w:rPr>
                     <w:tab/>
                   </w:r>
@@ -1368,8 +1413,8 @@
                     <w:rPr>
                       <w:rFonts w:ascii="Avenir Next" w:hAnsi="Avenir Next" w:cs="Avenir Next" w:eastAsia="Avenir Next"/>
                       <w:color w:val="1A1A1A"/>
-                      <w:sz w:val="20"/>
-                      <w:szCs w:val="20"/>
+                      <w:sz w:val="21"/>
+                      <w:szCs w:val="21"/>
                     </w:rPr>
                     <w:t xml:space="preserve">0.7 =</w:t>
                   </w:r>
@@ -1377,8 +1422,8 @@
                     <w:rPr>
                       <w:rFonts w:ascii="Avenir Next" w:hAnsi="Avenir Next" w:cs="Avenir Next" w:eastAsia="Avenir Next"/>
                       <w:color w:val="1A1A1A"/>
-                      <w:sz w:val="20"/>
-                      <w:szCs w:val="20"/>
+                      <w:sz w:val="21"/>
+                      <w:szCs w:val="21"/>
                     </w:rPr>
                     <w:t xml:space="preserve">  </w:t>
                   </w:r>
@@ -1386,8 +1431,8 @@
                     <w:rPr>
                       <w:rFonts w:ascii="Avenir Next" w:hAnsi="Avenir Next" w:cs="Avenir Next" w:eastAsia="Avenir Next"/>
                       <w:color w:val="1A1A1A"/>
-                      <w:sz w:val="20"/>
-                      <w:szCs w:val="20"/>
+                      <w:sz w:val="21"/>
+                      <w:szCs w:val="21"/>
                       <w:u w:val="single"/>
                     </w:rPr>
                     <w:t xml:space="preserve">              </w:t>
@@ -1447,97 +1492,149 @@
             <w:tcW w:w="9504" w:type="dxa"/>
             <w:vAlign w:val="top"/>
           </w:tcPr>
-          <w:p>
-            <w:pPr>
-              <w:keepNext/>
-              <w:tabs>
-                <w:tab w:val="left" w:pos="432"/>
-              </w:tabs>
-              <w:spacing w:before="90" w:after="40" w:line="268" w:lineRule="auto"/>
-              <w:ind w:left="432" w:hanging="432"/>
-            </w:pPr>
-            <w:r>
-              <w:rPr>
-                <w:rFonts w:ascii="Avenir Next" w:hAnsi="Avenir Next" w:cs="Avenir Next" w:eastAsia="Avenir Next"/>
-                <w:b/>
-                <w:color w:val="1A1A1A"/>
-                <w:sz w:val="20"/>
-                <w:szCs w:val="20"/>
-              </w:rPr>
-              <w:t xml:space="preserve">2.</w:t>
-            </w:r>
-            <w:r>
-              <w:rPr>
-                <w:rFonts w:ascii="Avenir Next" w:hAnsi="Avenir Next" w:cs="Avenir Next" w:eastAsia="Avenir Next"/>
-                <w:color w:val="1A1A1A"/>
-                <w:sz w:val="20"/>
-                <w:szCs w:val="20"/>
-              </w:rPr>
-              <w:tab/>
-            </w:r>
-            <w:r>
-              <w:rPr>
-                <w:rFonts w:ascii="Avenir Next" w:hAnsi="Avenir Next" w:cs="Avenir Next" w:eastAsia="Avenir Next"/>
-                <w:color w:val="1A1A1A"/>
-                <w:sz w:val="20"/>
-                <w:szCs w:val="20"/>
-              </w:rPr>
-              <w:t xml:space="preserve">A tank is 45% full. Write 45% as a decimal and as a fraction in simplest form.</w:t>
-            </w:r>
-          </w:p>
-          <w:p>
-            <w:pPr>
-              <w:spacing w:before="0" w:after="0" w:line="60" w:lineRule="auto"/>
-            </w:pPr>
-          </w:p>
           <w:tbl>
             <w:tblPr>
-              <w:tblInd w:w="432" w:type="dxa"/>
-              <w:tblW w:w="9072" w:type="dxa"/>
+              <w:tblW w:w="9504" w:type="dxa"/>
               <w:jc w:val="left"/>
               <w:tblBorders>
-                <w:top w:val="single" w:sz="4" w:space="0" w:color="8A9099"/>
-                <w:left w:val="single" w:sz="4" w:space="0" w:color="8A9099"/>
-                <w:bottom w:val="single" w:sz="4" w:space="0" w:color="8A9099"/>
-                <w:right w:val="single" w:sz="4" w:space="0" w:color="8A9099"/>
+                <w:top w:val="nil"/>
+                <w:left w:val="nil"/>
+                <w:bottom w:val="nil"/>
+                <w:right w:val="nil"/>
                 <w:insideH w:val="nil"/>
                 <w:insideV w:val="nil"/>
               </w:tblBorders>
               <w:tblLayout w:type="fixed"/>
               <w:tblCellMar>
-                <w:top w:w="50" w:type="dxa"/>
-                <w:left w:w="100" w:type="dxa"/>
-                <w:bottom w:w="50" w:type="dxa"/>
-                <w:right w:w="100" w:type="dxa"/>
+                <w:top w:w="0" w:type="dxa"/>
+                <w:left w:w="0" w:type="dxa"/>
+                <w:bottom w:w="0" w:type="dxa"/>
+                <w:right w:w="0" w:type="dxa"/>
               </w:tblCellMar>
               <w:tblLook w:val="0000" w:firstRow="0" w:lastRow="0" w:firstColumn="0" w:lastColumn="0" w:noHBand="1" w:noVBand="1"/>
             </w:tblPr>
             <w:tblGrid>
-              <w:gridCol w:w="9072"/>
+              <w:gridCol w:w="7720"/>
+              <w:gridCol w:w="1784"/>
             </w:tblGrid>
             <w:tr>
               <w:trPr>
                 <w:cantSplit/>
-                <w:trHeight w:val="1066" w:hRule="atLeast"/>
               </w:trPr>
               <w:tc>
                 <w:tcPr>
-                  <w:tcW w:w="9072" w:type="dxa"/>
+                  <w:tcW w:w="7720" w:type="dxa"/>
                   <w:vAlign w:val="top"/>
                 </w:tcPr>
                 <w:p>
                   <w:pPr>
-                    <w:spacing w:before="0" w:after="0" w:line="240" w:lineRule="auto"/>
+                    <w:keepNext/>
+                    <w:tabs>
+                      <w:tab w:val="left" w:pos="432"/>
+                    </w:tabs>
+                    <w:spacing w:before="90" w:after="40" w:line="268" w:lineRule="auto"/>
+                    <w:ind w:left="432" w:hanging="432"/>
                   </w:pPr>
                   <w:r>
                     <w:rPr>
                       <w:rFonts w:ascii="Avenir Next" w:hAnsi="Avenir Next" w:cs="Avenir Next" w:eastAsia="Avenir Next"/>
-                      <w:i/>
-                      <w:color w:val="8A9099"/>
-                      <w:sz w:val="14"/>
-                      <w:szCs w:val="14"/>
+                      <w:b/>
+                      <w:color w:val="1A1A1A"/>
+                      <w:sz w:val="21"/>
+                      <w:szCs w:val="21"/>
                     </w:rPr>
-                    <w:t xml:space="preserve">Show your work.</w:t>
+                    <w:t xml:space="preserve">2.</w:t>
+                  </w:r>
+                  <w:r>
+                    <w:rPr>
+                      <w:rFonts w:ascii="Avenir Next" w:hAnsi="Avenir Next" w:cs="Avenir Next" w:eastAsia="Avenir Next"/>
+                      <w:color w:val="1A1A1A"/>
+                      <w:sz w:val="21"/>
+                      <w:szCs w:val="21"/>
+                    </w:rPr>
+                    <w:tab/>
+                  </w:r>
+                  <w:r>
+                    <w:rPr>
+                      <w:rFonts w:ascii="Avenir Next" w:hAnsi="Avenir Next" w:cs="Avenir Next" w:eastAsia="Avenir Next"/>
+                      <w:color w:val="1A1A1A"/>
+                      <w:sz w:val="21"/>
+                      <w:szCs w:val="21"/>
+                    </w:rPr>
+                    <w:t xml:space="preserve">A tank is 92% full, as the grid shows. Write 92% as a decimal and as a fraction in simplest form.</w:t>
+                  </w:r>
+                </w:p>
+                <w:p>
+                  <w:pPr>
+                    <w:tabs>
+                      <w:tab w:val="right" w:leader="underscore" w:pos="7720"/>
+                    </w:tabs>
+                    <w:spacing w:before="90" w:after="40" w:line="264" w:lineRule="auto"/>
+                    <w:ind w:left="432"/>
+                  </w:pPr>
+                  <w:r>
+                    <w:rPr>
+                      <w:rFonts w:ascii="Avenir Next" w:hAnsi="Avenir Next" w:cs="Avenir Next" w:eastAsia="Avenir Next"/>
+                      <w:b/>
+                      <w:color w:val="1A1A1A"/>
+                      <w:sz w:val="18"/>
+                      <w:szCs w:val="18"/>
+                    </w:rPr>
+                    <w:t xml:space="preserve">Decimal, fraction</w:t>
+                  </w:r>
+                  <w:r>
+                    <w:rPr>
+                      <w:rFonts w:ascii="Avenir Next" w:hAnsi="Avenir Next" w:cs="Avenir Next" w:eastAsia="Avenir Next"/>
+                      <w:color w:val="1A1A1A"/>
+                      <w:sz w:val="18"/>
+                      <w:szCs w:val="18"/>
+                    </w:rPr>
+                    <w:tab/>
+                  </w:r>
+                </w:p>
+              </w:tc>
+              <w:tc>
+                <w:tcPr>
+                  <w:tcW w:w="1784" w:type="dxa"/>
+                  <w:vAlign w:val="top"/>
+                </w:tcPr>
+                <w:p>
+                  <w:pPr>
+                    <w:spacing w:before="110" w:after="0" w:line="264" w:lineRule="auto"/>
+                    <w:jc w:val="right"/>
+                  </w:pPr>
+                  <w:r>
+                    <w:drawing>
+                      <wp:inline distT="0" distB="0" distL="0" distR="0">
+                        <wp:extent cx="1005840" cy="1005840"/>
+                        <wp:docPr id="2" name="Figure 2"/>
+                        <a:graphic xmlns:a="http://schemas.openxmlformats.org/drawingml/2006/main">
+                          <a:graphicData uri="http://schemas.openxmlformats.org/drawingml/2006/picture">
+                            <pic:pic xmlns:pic="http://schemas.openxmlformats.org/drawingml/2006/picture">
+                              <pic:nvPicPr>
+                                <pic:cNvPr id="2" name="image2.png"/>
+                                <pic:cNvPicPr/>
+                              </pic:nvPicPr>
+                              <pic:blipFill>
+                                <a:blip r:embed="rIdImg2"/>
+                                <a:stretch>
+                                  <a:fillRect/>
+                                </a:stretch>
+                              </pic:blipFill>
+                              <pic:spPr>
+                                <a:xfrm>
+                                  <a:off x="0" y="0"/>
+                                  <a:ext cx="1005840" cy="1005840"/>
+                                </a:xfrm>
+                                <a:prstGeom prst="rect">
+                                  <a:avLst/>
+                                </a:prstGeom>
+                              </pic:spPr>
+                            </pic:pic>
+                          </a:graphicData>
+                        </a:graphic>
+                      </wp:inline>
+                    </w:drawing>
                   </w:r>
                 </w:p>
               </w:tc>
@@ -1545,31 +1642,8 @@
           </w:tbl>
           <w:p>
             <w:pPr>
-              <w:tabs>
-                <w:tab w:val="right" w:leader="underscore" w:pos="9504"/>
-              </w:tabs>
-              <w:spacing w:before="90" w:after="40" w:line="264" w:lineRule="auto"/>
-              <w:ind w:left="432"/>
-            </w:pPr>
-            <w:r>
-              <w:rPr>
-                <w:rFonts w:ascii="Avenir Next" w:hAnsi="Avenir Next" w:cs="Avenir Next" w:eastAsia="Avenir Next"/>
-                <w:b/>
-                <w:color w:val="1A1A1A"/>
-                <w:sz w:val="18"/>
-                <w:szCs w:val="18"/>
-              </w:rPr>
-              <w:t xml:space="preserve">Decimal, fraction</w:t>
-            </w:r>
-            <w:r>
-              <w:rPr>
-                <w:rFonts w:ascii="Avenir Next" w:hAnsi="Avenir Next" w:cs="Avenir Next" w:eastAsia="Avenir Next"/>
-                <w:color w:val="1A1A1A"/>
-                <w:sz w:val="18"/>
-                <w:szCs w:val="18"/>
-              </w:rPr>
-              <w:tab/>
-            </w:r>
+              <w:spacing w:before="0" w:after="0" w:line="24" w:lineRule="auto"/>
+            </w:pPr>
           </w:p>
         </w:tc>
       </w:tr>
@@ -1589,6 +1663,7 @@
           <w:tab w:val="right" w:pos="9504"/>
         </w:tabs>
         <w:spacing w:before="90" w:after="50" w:line="240" w:lineRule="auto"/>
+        <w:outlineLvl w:val="1"/>
       </w:pPr>
       <w:r>
         <w:rPr>
@@ -1704,7 +1779,7 @@
       <w:tr>
         <w:trPr>
           <w:cantSplit/>
-          <w:trHeight w:val="500" w:hRule="atLeast"/>
+          <w:trHeight w:val="360" w:hRule="atLeast"/>
         </w:trPr>
         <w:tc>
           <w:tcPr>
@@ -1724,7 +1799,7 @@
       <w:tr>
         <w:trPr>
           <w:cantSplit/>
-          <w:trHeight w:val="500" w:hRule="atLeast"/>
+          <w:trHeight w:val="360" w:hRule="atLeast"/>
         </w:trPr>
         <w:tc>
           <w:tcPr>
@@ -1829,6 +1904,7 @@
       <w:pPr>
         <w:keepNext/>
         <w:spacing w:before="0" w:after="10" w:line="240" w:lineRule="auto"/>
+        <w:outlineLvl w:val="0"/>
       </w:pPr>
       <w:r>
         <w:rPr>
@@ -1864,7 +1940,7 @@
           <w:sz w:val="15"/>
           <w:szCs w:val="15"/>
         </w:rPr>
-        <w:t xml:space="preserve">   ·   6.RP.A.3c</w:t>
+        <w:t xml:space="preserve">   ·   6.AT.4</w:t>
       </w:r>
     </w:p>
     <w:p>
@@ -1877,6 +1953,7 @@
           <w:tab w:val="right" w:pos="9504"/>
         </w:tabs>
         <w:spacing w:before="90" w:after="50" w:line="240" w:lineRule="auto"/>
+        <w:outlineLvl w:val="1"/>
       </w:pPr>
       <w:r>
         <w:rPr>
@@ -2323,6 +2400,7 @@
           <w:tab w:val="right" w:pos="9504"/>
         </w:tabs>
         <w:spacing w:before="90" w:after="50" w:line="240" w:lineRule="auto"/>
+        <w:outlineLvl w:val="1"/>
       </w:pPr>
       <w:r>
         <w:rPr>
@@ -2477,6 +2555,7 @@
           <w:tab w:val="right" w:pos="9504"/>
         </w:tabs>
         <w:spacing w:before="90" w:after="50" w:line="240" w:lineRule="auto"/>
+        <w:outlineLvl w:val="1"/>
       </w:pPr>
       <w:r>
         <w:rPr>
@@ -2522,6 +2601,46 @@
           <w:szCs w:val="19"/>
         </w:rPr>
         <w:t xml:space="preserve">Order 0.7, 3/5, and 65% from least to greatest.</w:t>
+      </w:r>
+    </w:p>
+    <w:p>
+      <w:pPr>
+        <w:keepNext/>
+        <w:spacing w:before="0" w:after="40" w:line="264" w:lineRule="auto"/>
+        <w:jc w:val="center"/>
+      </w:pPr>
+      <w:r>
+        <w:drawing>
+          <wp:inline distT="0" distB="0" distL="0" distR="0">
+            <wp:extent cx="3575303" cy="481888"/>
+            <wp:docPr id="3" name="Figure 3"/>
+            <a:graphic xmlns:a="http://schemas.openxmlformats.org/drawingml/2006/main">
+              <a:graphicData uri="http://schemas.openxmlformats.org/drawingml/2006/picture">
+                <pic:pic xmlns:pic="http://schemas.openxmlformats.org/drawingml/2006/picture">
+                  <pic:nvPicPr>
+                    <pic:cNvPr id="3" name="image3.png"/>
+                    <pic:cNvPicPr/>
+                  </pic:nvPicPr>
+                  <pic:blipFill>
+                    <a:blip r:embed="rIdImg3"/>
+                    <a:stretch>
+                      <a:fillRect/>
+                    </a:stretch>
+                  </pic:blipFill>
+                  <pic:spPr>
+                    <a:xfrm>
+                      <a:off x="0" y="0"/>
+                      <a:ext cx="3575303" cy="481888"/>
+                    </a:xfrm>
+                    <a:prstGeom prst="rect">
+                      <a:avLst/>
+                    </a:prstGeom>
+                  </pic:spPr>
+                </pic:pic>
+              </a:graphicData>
+            </a:graphic>
+          </wp:inline>
+        </w:drawing>
       </w:r>
     </w:p>
     <w:p>
@@ -2726,6 +2845,7 @@
           <w:tab w:val="right" w:pos="9504"/>
         </w:tabs>
         <w:spacing w:before="90" w:after="50" w:line="240" w:lineRule="auto"/>
+        <w:outlineLvl w:val="1"/>
       </w:pPr>
       <w:r>
         <w:rPr>
@@ -2810,8 +2930,8 @@
                 <w:rFonts w:ascii="Avenir Next" w:hAnsi="Avenir Next" w:cs="Avenir Next" w:eastAsia="Avenir Next"/>
                 <w:b/>
                 <w:color w:val="1A1A1A"/>
-                <w:sz w:val="20"/>
-                <w:szCs w:val="20"/>
+                <w:sz w:val="21"/>
+                <w:szCs w:val="21"/>
               </w:rPr>
               <w:t xml:space="preserve">1.</w:t>
             </w:r>
@@ -2819,8 +2939,8 @@
               <w:rPr>
                 <w:rFonts w:ascii="Avenir Next" w:hAnsi="Avenir Next" w:cs="Avenir Next" w:eastAsia="Avenir Next"/>
                 <w:color w:val="1A1A1A"/>
-                <w:sz w:val="20"/>
-                <w:szCs w:val="20"/>
+                <w:sz w:val="21"/>
+                <w:szCs w:val="21"/>
               </w:rPr>
               <w:tab/>
             </w:r>
@@ -2828,8 +2948,8 @@
               <w:rPr>
                 <w:rFonts w:ascii="Avenir Next" w:hAnsi="Avenir Next" w:cs="Avenir Next" w:eastAsia="Avenir Next"/>
                 <w:color w:val="1A1A1A"/>
-                <w:sz w:val="20"/>
-                <w:szCs w:val="20"/>
+                <w:sz w:val="21"/>
+                <w:szCs w:val="21"/>
               </w:rPr>
               <w:t xml:space="preserve">Write &lt;, &gt;, or = in each blank.</w:t>
             </w:r>
@@ -2864,7 +2984,7 @@
             <w:tr>
               <w:trPr>
                 <w:cantSplit/>
-                <w:trHeight w:val="728" w:hRule="atLeast"/>
+                <w:trHeight w:val="504" w:hRule="atLeast"/>
               </w:trPr>
               <w:tc>
                 <w:tcPr>
@@ -2884,8 +3004,8 @@
                       <w:rFonts w:ascii="Avenir Next" w:hAnsi="Avenir Next" w:cs="Avenir Next" w:eastAsia="Avenir Next"/>
                       <w:b/>
                       <w:color w:val="003A70"/>
-                      <w:sz w:val="20"/>
-                      <w:szCs w:val="20"/>
+                      <w:sz w:val="21"/>
+                      <w:szCs w:val="21"/>
                     </w:rPr>
                     <w:t xml:space="preserve">a.</w:t>
                   </w:r>
@@ -2893,8 +3013,8 @@
                     <w:rPr>
                       <w:rFonts w:ascii="Avenir Next" w:hAnsi="Avenir Next" w:cs="Avenir Next" w:eastAsia="Avenir Next"/>
                       <w:color w:val="1A1A1A"/>
-                      <w:sz w:val="20"/>
-                      <w:szCs w:val="20"/>
+                      <w:sz w:val="21"/>
+                      <w:szCs w:val="21"/>
                     </w:rPr>
                     <w:tab/>
                   </w:r>
@@ -2902,8 +3022,8 @@
                     <w:rPr>
                       <w:rFonts w:ascii="Avenir Next" w:hAnsi="Avenir Next" w:cs="Avenir Next" w:eastAsia="Avenir Next"/>
                       <w:color w:val="1A1A1A"/>
-                      <w:sz w:val="20"/>
-                      <w:szCs w:val="20"/>
+                      <w:sz w:val="21"/>
+                      <w:szCs w:val="21"/>
                     </w:rPr>
                     <w:t xml:space="preserve">0.3 </w:t>
                   </w:r>
@@ -2911,8 +3031,8 @@
                     <w:rPr>
                       <w:rFonts w:ascii="Avenir Next" w:hAnsi="Avenir Next" w:cs="Avenir Next" w:eastAsia="Avenir Next"/>
                       <w:color w:val="1A1A1A"/>
-                      <w:sz w:val="20"/>
-                      <w:szCs w:val="20"/>
+                      <w:sz w:val="21"/>
+                      <w:szCs w:val="21"/>
                       <w:u w:val="single"/>
                     </w:rPr>
                     <w:t xml:space="preserve">      </w:t>
@@ -2921,8 +3041,8 @@
                     <w:rPr>
                       <w:rFonts w:ascii="Avenir Next" w:hAnsi="Avenir Next" w:cs="Avenir Next" w:eastAsia="Avenir Next"/>
                       <w:color w:val="1A1A1A"/>
-                      <w:sz w:val="20"/>
-                      <w:szCs w:val="20"/>
+                      <w:sz w:val="21"/>
+                      <w:szCs w:val="21"/>
                     </w:rPr>
                     <w:t xml:space="preserve"> 1/4</w:t>
                   </w:r>
@@ -2946,8 +3066,8 @@
                       <w:rFonts w:ascii="Avenir Next" w:hAnsi="Avenir Next" w:cs="Avenir Next" w:eastAsia="Avenir Next"/>
                       <w:b/>
                       <w:color w:val="003A70"/>
-                      <w:sz w:val="20"/>
-                      <w:szCs w:val="20"/>
+                      <w:sz w:val="21"/>
+                      <w:szCs w:val="21"/>
                     </w:rPr>
                     <w:t xml:space="preserve">b.</w:t>
                   </w:r>
@@ -2955,8 +3075,8 @@
                     <w:rPr>
                       <w:rFonts w:ascii="Avenir Next" w:hAnsi="Avenir Next" w:cs="Avenir Next" w:eastAsia="Avenir Next"/>
                       <w:color w:val="1A1A1A"/>
-                      <w:sz w:val="20"/>
-                      <w:szCs w:val="20"/>
+                      <w:sz w:val="21"/>
+                      <w:szCs w:val="21"/>
                     </w:rPr>
                     <w:tab/>
                   </w:r>
@@ -2964,8 +3084,8 @@
                     <w:rPr>
                       <w:rFonts w:ascii="Avenir Next" w:hAnsi="Avenir Next" w:cs="Avenir Next" w:eastAsia="Avenir Next"/>
                       <w:color w:val="1A1A1A"/>
-                      <w:sz w:val="20"/>
-                      <w:szCs w:val="20"/>
+                      <w:sz w:val="21"/>
+                      <w:szCs w:val="21"/>
                     </w:rPr>
                     <w:t xml:space="preserve">0.45 </w:t>
                   </w:r>
@@ -2973,8 +3093,8 @@
                     <w:rPr>
                       <w:rFonts w:ascii="Avenir Next" w:hAnsi="Avenir Next" w:cs="Avenir Next" w:eastAsia="Avenir Next"/>
                       <w:color w:val="1A1A1A"/>
-                      <w:sz w:val="20"/>
-                      <w:szCs w:val="20"/>
+                      <w:sz w:val="21"/>
+                      <w:szCs w:val="21"/>
                       <w:u w:val="single"/>
                     </w:rPr>
                     <w:t xml:space="preserve">      </w:t>
@@ -2983,8 +3103,8 @@
                     <w:rPr>
                       <w:rFonts w:ascii="Avenir Next" w:hAnsi="Avenir Next" w:cs="Avenir Next" w:eastAsia="Avenir Next"/>
                       <w:color w:val="1A1A1A"/>
-                      <w:sz w:val="20"/>
-                      <w:szCs w:val="20"/>
+                      <w:sz w:val="21"/>
+                      <w:szCs w:val="21"/>
                     </w:rPr>
                     <w:t xml:space="preserve"> 45%</w:t>
                   </w:r>
@@ -3008,8 +3128,8 @@
                       <w:rFonts w:ascii="Avenir Next" w:hAnsi="Avenir Next" w:cs="Avenir Next" w:eastAsia="Avenir Next"/>
                       <w:b/>
                       <w:color w:val="003A70"/>
-                      <w:sz w:val="20"/>
-                      <w:szCs w:val="20"/>
+                      <w:sz w:val="21"/>
+                      <w:szCs w:val="21"/>
                     </w:rPr>
                     <w:t xml:space="preserve">c.</w:t>
                   </w:r>
@@ -3017,8 +3137,8 @@
                     <w:rPr>
                       <w:rFonts w:ascii="Avenir Next" w:hAnsi="Avenir Next" w:cs="Avenir Next" w:eastAsia="Avenir Next"/>
                       <w:color w:val="1A1A1A"/>
-                      <w:sz w:val="20"/>
-                      <w:szCs w:val="20"/>
+                      <w:sz w:val="21"/>
+                      <w:szCs w:val="21"/>
                     </w:rPr>
                     <w:tab/>
                   </w:r>
@@ -3026,8 +3146,8 @@
                     <w:rPr>
                       <w:rFonts w:ascii="Avenir Next" w:hAnsi="Avenir Next" w:cs="Avenir Next" w:eastAsia="Avenir Next"/>
                       <w:color w:val="1A1A1A"/>
-                      <w:sz w:val="20"/>
-                      <w:szCs w:val="20"/>
+                      <w:sz w:val="21"/>
+                      <w:szCs w:val="21"/>
                     </w:rPr>
                     <w:t xml:space="preserve">7/20 </w:t>
                   </w:r>
@@ -3035,8 +3155,8 @@
                     <w:rPr>
                       <w:rFonts w:ascii="Avenir Next" w:hAnsi="Avenir Next" w:cs="Avenir Next" w:eastAsia="Avenir Next"/>
                       <w:color w:val="1A1A1A"/>
-                      <w:sz w:val="20"/>
-                      <w:szCs w:val="20"/>
+                      <w:sz w:val="21"/>
+                      <w:szCs w:val="21"/>
                       <w:u w:val="single"/>
                     </w:rPr>
                     <w:t xml:space="preserve">      </w:t>
@@ -3045,8 +3165,8 @@
                     <w:rPr>
                       <w:rFonts w:ascii="Avenir Next" w:hAnsi="Avenir Next" w:cs="Avenir Next" w:eastAsia="Avenir Next"/>
                       <w:color w:val="1A1A1A"/>
-                      <w:sz w:val="20"/>
-                      <w:szCs w:val="20"/>
+                      <w:sz w:val="21"/>
+                      <w:szCs w:val="21"/>
                     </w:rPr>
                     <w:t xml:space="preserve"> 0.4</w:t>
                   </w:r>
@@ -3119,8 +3239,8 @@
                 <w:rFonts w:ascii="Avenir Next" w:hAnsi="Avenir Next" w:cs="Avenir Next" w:eastAsia="Avenir Next"/>
                 <w:b/>
                 <w:color w:val="1A1A1A"/>
-                <w:sz w:val="20"/>
-                <w:szCs w:val="20"/>
+                <w:sz w:val="21"/>
+                <w:szCs w:val="21"/>
               </w:rPr>
               <w:t xml:space="preserve">2.</w:t>
             </w:r>
@@ -3128,8 +3248,8 @@
               <w:rPr>
                 <w:rFonts w:ascii="Avenir Next" w:hAnsi="Avenir Next" w:cs="Avenir Next" w:eastAsia="Avenir Next"/>
                 <w:color w:val="1A1A1A"/>
-                <w:sz w:val="20"/>
-                <w:szCs w:val="20"/>
+                <w:sz w:val="21"/>
+                <w:szCs w:val="21"/>
               </w:rPr>
               <w:tab/>
             </w:r>
@@ -3137,8 +3257,8 @@
               <w:rPr>
                 <w:rFonts w:ascii="Avenir Next" w:hAnsi="Avenir Next" w:cs="Avenir Next" w:eastAsia="Avenir Next"/>
                 <w:color w:val="1A1A1A"/>
-                <w:sz w:val="20"/>
-                <w:szCs w:val="20"/>
+                <w:sz w:val="21"/>
+                <w:szCs w:val="21"/>
               </w:rPr>
               <w:t xml:space="preserve">Order 0.62, 3/5, and 61% from least to greatest.</w:t>
             </w:r>
@@ -3176,7 +3296,7 @@
             <w:tr>
               <w:trPr>
                 <w:cantSplit/>
-                <w:trHeight w:val="1066" w:hRule="atLeast"/>
+                <w:trHeight w:val="900" w:hRule="atLeast"/>
               </w:trPr>
               <w:tc>
                 <w:tcPr>
@@ -3247,6 +3367,7 @@
           <w:tab w:val="right" w:pos="9504"/>
         </w:tabs>
         <w:spacing w:before="90" w:after="50" w:line="240" w:lineRule="auto"/>
+        <w:outlineLvl w:val="1"/>
       </w:pPr>
       <w:r>
         <w:rPr>
@@ -3362,7 +3483,7 @@
       <w:tr>
         <w:trPr>
           <w:cantSplit/>
-          <w:trHeight w:val="500" w:hRule="atLeast"/>
+          <w:trHeight w:val="360" w:hRule="atLeast"/>
         </w:trPr>
         <w:tc>
           <w:tcPr>
@@ -3382,7 +3503,7 @@
       <w:tr>
         <w:trPr>
           <w:cantSplit/>
-          <w:trHeight w:val="500" w:hRule="atLeast"/>
+          <w:trHeight w:val="360" w:hRule="atLeast"/>
         </w:trPr>
         <w:tc>
           <w:tcPr>
@@ -3400,6 +3521,882 @@
         </w:tc>
       </w:tr>
     </w:tbl>
+    <w:p>
+      <w:pPr>
+        <w:pageBreakBefore/>
+        <w:tabs>
+          <w:tab w:val="left" w:leader="underscore" w:pos="4700"/>
+          <w:tab w:val="left" w:leader="underscore" w:pos="7250"/>
+          <w:tab w:val="right" w:leader="underscore" w:pos="9504"/>
+        </w:tabs>
+        <w:spacing w:before="0" w:after="90" w:line="269" w:lineRule="auto"/>
+      </w:pPr>
+      <w:r>
+        <w:rPr>
+          <w:rFonts w:ascii="Avenir Next" w:hAnsi="Avenir Next" w:cs="Avenir Next" w:eastAsia="Avenir Next"/>
+          <w:color w:val="1A1A1A"/>
+          <w:sz w:val="20"/>
+          <w:szCs w:val="20"/>
+        </w:rPr>
+        <w:t xml:space="preserve">Name</w:t>
+      </w:r>
+      <w:r>
+        <w:rPr>
+          <w:rFonts w:ascii="Avenir Next" w:hAnsi="Avenir Next" w:cs="Avenir Next" w:eastAsia="Avenir Next"/>
+          <w:color w:val="1A1A1A"/>
+          <w:sz w:val="20"/>
+          <w:szCs w:val="20"/>
+        </w:rPr>
+        <w:tab/>
+      </w:r>
+      <w:r>
+        <w:rPr>
+          <w:rFonts w:ascii="Avenir Next" w:hAnsi="Avenir Next" w:cs="Avenir Next" w:eastAsia="Avenir Next"/>
+          <w:color w:val="1A1A1A"/>
+          <w:sz w:val="20"/>
+          <w:szCs w:val="20"/>
+        </w:rPr>
+        <w:t xml:space="preserve">   Date</w:t>
+      </w:r>
+      <w:r>
+        <w:rPr>
+          <w:rFonts w:ascii="Avenir Next" w:hAnsi="Avenir Next" w:cs="Avenir Next" w:eastAsia="Avenir Next"/>
+          <w:color w:val="1A1A1A"/>
+          <w:sz w:val="20"/>
+          <w:szCs w:val="20"/>
+        </w:rPr>
+        <w:tab/>
+      </w:r>
+      <w:r>
+        <w:rPr>
+          <w:rFonts w:ascii="Avenir Next" w:hAnsi="Avenir Next" w:cs="Avenir Next" w:eastAsia="Avenir Next"/>
+          <w:color w:val="1A1A1A"/>
+          <w:sz w:val="20"/>
+          <w:szCs w:val="20"/>
+        </w:rPr>
+        <w:t xml:space="preserve">   Period</w:t>
+      </w:r>
+      <w:r>
+        <w:rPr>
+          <w:rFonts w:ascii="Avenir Next" w:hAnsi="Avenir Next" w:cs="Avenir Next" w:eastAsia="Avenir Next"/>
+          <w:color w:val="1A1A1A"/>
+          <w:sz w:val="20"/>
+          <w:szCs w:val="20"/>
+        </w:rPr>
+        <w:tab/>
+      </w:r>
+    </w:p>
+    <w:p>
+      <w:pPr>
+        <w:keepNext/>
+        <w:spacing w:before="0" w:after="12" w:line="264" w:lineRule="auto"/>
+      </w:pPr>
+      <w:r>
+        <w:rPr>
+          <w:rFonts w:ascii="Avenir Next" w:hAnsi="Avenir Next" w:cs="Avenir Next" w:eastAsia="Avenir Next"/>
+          <w:b/>
+          <w:caps/>
+          <w:color w:val="003A70"/>
+          <w:spacing w:val="12"/>
+          <w:sz w:val="19"/>
+          <w:szCs w:val="19"/>
+        </w:rPr>
+        <w:t xml:space="preserve">Lesson 4-2  ·  Guided Notes  ·  Model, Reason, Explain</w:t>
+      </w:r>
+    </w:p>
+    <w:p>
+      <w:pPr>
+        <w:keepNext/>
+        <w:spacing w:before="0" w:after="10" w:line="240" w:lineRule="auto"/>
+        <w:outlineLvl w:val="0"/>
+      </w:pPr>
+      <w:r>
+        <w:rPr>
+          <w:rFonts w:ascii="Avenir Next" w:hAnsi="Avenir Next" w:cs="Avenir Next" w:eastAsia="Avenir Next"/>
+          <w:b/>
+          <w:color w:val="1A1A1A"/>
+          <w:sz w:val="32"/>
+          <w:szCs w:val="32"/>
+        </w:rPr>
+        <w:t xml:space="preserve">Model It. Explain It.</w:t>
+      </w:r>
+    </w:p>
+    <w:p>
+      <w:pPr>
+        <w:keepNext/>
+        <w:pBdr>
+          <w:bottom w:val="single" w:sz="8" w:space="3" w:color="003A70"/>
+        </w:pBdr>
+        <w:tabs>
+          <w:tab w:val="right" w:pos="9504"/>
+        </w:tabs>
+        <w:spacing w:before="90" w:after="50" w:line="240" w:lineRule="auto"/>
+        <w:outlineLvl w:val="1"/>
+      </w:pPr>
+      <w:r>
+        <w:rPr>
+          <w:rFonts w:ascii="Avenir Next" w:hAnsi="Avenir Next" w:cs="Avenir Next" w:eastAsia="Avenir Next"/>
+          <w:b/>
+          <w:color w:val="003A70"/>
+          <w:spacing w:val="14"/>
+          <w:sz w:val="19"/>
+          <w:szCs w:val="19"/>
+        </w:rPr>
+        <w:t xml:space="preserve">SESSION 1  ·  FRACTIONS, DECIMALS, PERCENTS</w:t>
+      </w:r>
+      <w:r>
+        <w:rPr>
+          <w:rFonts w:ascii="Avenir Next" w:hAnsi="Avenir Next" w:cs="Avenir Next" w:eastAsia="Avenir Next"/>
+          <w:color w:val="1A1A1A"/>
+          <w:sz w:val="17"/>
+          <w:szCs w:val="17"/>
+        </w:rPr>
+        <w:tab/>
+      </w:r>
+      <w:r>
+        <w:rPr>
+          <w:rFonts w:ascii="Avenir Next" w:hAnsi="Avenir Next" w:cs="Avenir Next" w:eastAsia="Avenir Next"/>
+          <w:i/>
+          <w:color w:val="5A5F66"/>
+          <w:sz w:val="17"/>
+          <w:szCs w:val="17"/>
+        </w:rPr>
+        <w:t xml:space="preserve">draw it · solve it · explain it</w:t>
+      </w:r>
+    </w:p>
+    <w:p>
+      <w:pPr>
+        <w:keepNext/>
+        <w:spacing w:before="0" w:after="50" w:line="268" w:lineRule="auto"/>
+      </w:pPr>
+      <w:r>
+        <w:rPr>
+          <w:rFonts w:ascii="Avenir Next" w:hAnsi="Avenir Next" w:cs="Avenir Next" w:eastAsia="Avenir Next"/>
+          <w:color w:val="1A1A1A"/>
+          <w:sz w:val="20"/>
+          <w:szCs w:val="20"/>
+        </w:rPr>
+        <w:t xml:space="preserve">A pizza is cut into 8 equal slices. Mia eats 3 slices. Fill in the percent row on the bar. Then write the part she ate as a fraction, a decimal, and a percent.</w:t>
+      </w:r>
+    </w:p>
+    <w:p>
+      <w:pPr>
+        <w:keepNext/>
+        <w:spacing w:before="0" w:after="40" w:line="264" w:lineRule="auto"/>
+        <w:jc w:val="center"/>
+      </w:pPr>
+      <w:r>
+        <w:drawing>
+          <wp:inline distT="0" distB="0" distL="0" distR="0">
+            <wp:extent cx="4114800" cy="781812"/>
+            <wp:docPr id="4" name="Figure 4"/>
+            <a:graphic xmlns:a="http://schemas.openxmlformats.org/drawingml/2006/main">
+              <a:graphicData uri="http://schemas.openxmlformats.org/drawingml/2006/picture">
+                <pic:pic xmlns:pic="http://schemas.openxmlformats.org/drawingml/2006/picture">
+                  <pic:nvPicPr>
+                    <pic:cNvPr id="4" name="image4.png"/>
+                    <pic:cNvPicPr/>
+                  </pic:nvPicPr>
+                  <pic:blipFill>
+                    <a:blip r:embed="rIdImg4"/>
+                    <a:stretch>
+                      <a:fillRect/>
+                    </a:stretch>
+                  </pic:blipFill>
+                  <pic:spPr>
+                    <a:xfrm>
+                      <a:off x="0" y="0"/>
+                      <a:ext cx="4114800" cy="781812"/>
+                    </a:xfrm>
+                    <a:prstGeom prst="rect">
+                      <a:avLst/>
+                    </a:prstGeom>
+                  </pic:spPr>
+                </pic:pic>
+              </a:graphicData>
+            </a:graphic>
+          </wp:inline>
+        </w:drawing>
+      </w:r>
+    </w:p>
+    <w:p>
+      <w:pPr>
+        <w:keepNext/>
+        <w:spacing w:before="40" w:after="20" w:line="264" w:lineRule="auto"/>
+        <w:ind w:left="432"/>
+      </w:pPr>
+      <w:r>
+        <w:rPr>
+          <w:rFonts w:ascii="Avenir Next" w:hAnsi="Avenir Next" w:cs="Avenir Next" w:eastAsia="Avenir Next"/>
+          <w:color w:val="1A1A1A"/>
+          <w:sz w:val="20"/>
+          <w:szCs w:val="20"/>
+        </w:rPr>
+        <w:t xml:space="preserve">a. What percent is 1 slice? What percent are 3 slices?</w:t>
+      </w:r>
+    </w:p>
+    <w:tbl>
+      <w:tblPr>
+        <w:tblInd w:w="432" w:type="dxa"/>
+        <w:tblW w:w="9072" w:type="dxa"/>
+        <w:jc w:val="left"/>
+        <w:tblBorders>
+          <w:top w:val="nil"/>
+          <w:left w:val="nil"/>
+          <w:bottom w:val="nil"/>
+          <w:right w:val="nil"/>
+          <w:insideH w:val="nil"/>
+          <w:insideV w:val="nil"/>
+        </w:tblBorders>
+        <w:tblLayout w:type="fixed"/>
+        <w:tblCellMar>
+          <w:top w:w="0" w:type="dxa"/>
+          <w:left w:w="0" w:type="dxa"/>
+          <w:bottom w:w="0" w:type="dxa"/>
+          <w:right w:w="0" w:type="dxa"/>
+        </w:tblCellMar>
+        <w:tblLook w:val="0000" w:firstRow="0" w:lastRow="0" w:firstColumn="0" w:lastColumn="0" w:noHBand="1" w:noVBand="1"/>
+      </w:tblPr>
+      <w:tblGrid>
+        <w:gridCol w:w="9072"/>
+      </w:tblGrid>
+      <w:tr>
+        <w:trPr>
+          <w:cantSplit/>
+          <w:trHeight w:val="400" w:hRule="atLeast"/>
+        </w:trPr>
+        <w:tc>
+          <w:tcPr>
+            <w:tcW w:w="9072" w:type="dxa"/>
+            <w:tcBorders>
+              <w:bottom w:val="single" w:sz="4" w:space="0" w:color="000000"/>
+            </w:tcBorders>
+            <w:vAlign w:val="top"/>
+          </w:tcPr>
+          <w:p>
+            <w:pPr>
+              <w:spacing w:before="0" w:after="0" w:line="240" w:lineRule="auto"/>
+            </w:pPr>
+          </w:p>
+        </w:tc>
+      </w:tr>
+    </w:tbl>
+    <w:p>
+      <w:pPr>
+        <w:keepNext/>
+        <w:spacing w:before="40" w:after="20" w:line="264" w:lineRule="auto"/>
+        <w:ind w:left="432"/>
+      </w:pPr>
+      <w:r>
+        <w:rPr>
+          <w:rFonts w:ascii="Avenir Next" w:hAnsi="Avenir Next" w:cs="Avenir Next" w:eastAsia="Avenir Next"/>
+          <w:color w:val="1A1A1A"/>
+          <w:sz w:val="20"/>
+          <w:szCs w:val="20"/>
+        </w:rPr>
+        <w:t xml:space="preserve">b. Write 3/8 as a decimal.</w:t>
+      </w:r>
+    </w:p>
+    <w:tbl>
+      <w:tblPr>
+        <w:tblInd w:w="432" w:type="dxa"/>
+        <w:tblW w:w="9072" w:type="dxa"/>
+        <w:jc w:val="left"/>
+        <w:tblBorders>
+          <w:top w:val="nil"/>
+          <w:left w:val="nil"/>
+          <w:bottom w:val="nil"/>
+          <w:right w:val="nil"/>
+          <w:insideH w:val="nil"/>
+          <w:insideV w:val="nil"/>
+        </w:tblBorders>
+        <w:tblLayout w:type="fixed"/>
+        <w:tblCellMar>
+          <w:top w:w="0" w:type="dxa"/>
+          <w:left w:w="0" w:type="dxa"/>
+          <w:bottom w:w="0" w:type="dxa"/>
+          <w:right w:w="0" w:type="dxa"/>
+        </w:tblCellMar>
+        <w:tblLook w:val="0000" w:firstRow="0" w:lastRow="0" w:firstColumn="0" w:lastColumn="0" w:noHBand="1" w:noVBand="1"/>
+      </w:tblPr>
+      <w:tblGrid>
+        <w:gridCol w:w="9072"/>
+      </w:tblGrid>
+      <w:tr>
+        <w:trPr>
+          <w:cantSplit/>
+          <w:trHeight w:val="400" w:hRule="atLeast"/>
+        </w:trPr>
+        <w:tc>
+          <w:tcPr>
+            <w:tcW w:w="9072" w:type="dxa"/>
+            <w:tcBorders>
+              <w:bottom w:val="single" w:sz="4" w:space="0" w:color="000000"/>
+            </w:tcBorders>
+            <w:vAlign w:val="top"/>
+          </w:tcPr>
+          <w:p>
+            <w:pPr>
+              <w:spacing w:before="0" w:after="0" w:line="240" w:lineRule="auto"/>
+            </w:pPr>
+          </w:p>
+        </w:tc>
+      </w:tr>
+    </w:tbl>
+    <w:p>
+      <w:pPr>
+        <w:keepNext/>
+        <w:spacing w:before="40" w:after="20" w:line="264" w:lineRule="auto"/>
+        <w:ind w:left="432"/>
+      </w:pPr>
+      <w:r>
+        <w:rPr>
+          <w:rFonts w:ascii="Avenir Next" w:hAnsi="Avenir Next" w:cs="Avenir Next" w:eastAsia="Avenir Next"/>
+          <w:color w:val="1A1A1A"/>
+          <w:sz w:val="20"/>
+          <w:szCs w:val="20"/>
+        </w:rPr>
+        <w:t xml:space="preserve">c. Explain how you know.</w:t>
+      </w:r>
+    </w:p>
+    <w:tbl>
+      <w:tblPr>
+        <w:tblInd w:w="432" w:type="dxa"/>
+        <w:tblW w:w="9072" w:type="dxa"/>
+        <w:jc w:val="left"/>
+        <w:tblBorders>
+          <w:top w:val="nil"/>
+          <w:left w:val="nil"/>
+          <w:bottom w:val="nil"/>
+          <w:right w:val="nil"/>
+          <w:insideH w:val="nil"/>
+          <w:insideV w:val="nil"/>
+        </w:tblBorders>
+        <w:tblLayout w:type="fixed"/>
+        <w:tblCellMar>
+          <w:top w:w="0" w:type="dxa"/>
+          <w:left w:w="0" w:type="dxa"/>
+          <w:bottom w:w="0" w:type="dxa"/>
+          <w:right w:w="0" w:type="dxa"/>
+        </w:tblCellMar>
+        <w:tblLook w:val="0000" w:firstRow="0" w:lastRow="0" w:firstColumn="0" w:lastColumn="0" w:noHBand="1" w:noVBand="1"/>
+      </w:tblPr>
+      <w:tblGrid>
+        <w:gridCol w:w="9072"/>
+      </w:tblGrid>
+      <w:tr>
+        <w:trPr>
+          <w:cantSplit/>
+          <w:trHeight w:val="400" w:hRule="atLeast"/>
+        </w:trPr>
+        <w:tc>
+          <w:tcPr>
+            <w:tcW w:w="9072" w:type="dxa"/>
+            <w:tcBorders>
+              <w:bottom w:val="single" w:sz="4" w:space="0" w:color="000000"/>
+            </w:tcBorders>
+            <w:vAlign w:val="top"/>
+          </w:tcPr>
+          <w:p>
+            <w:pPr>
+              <w:spacing w:before="0" w:after="0" w:line="240" w:lineRule="auto"/>
+            </w:pPr>
+          </w:p>
+        </w:tc>
+      </w:tr>
+    </w:tbl>
+    <w:p>
+      <w:pPr>
+        <w:keepNext/>
+        <w:spacing w:before="80" w:after="20" w:line="264" w:lineRule="auto"/>
+      </w:pPr>
+      <w:r>
+        <w:rPr>
+          <w:rFonts w:ascii="Avenir Next" w:hAnsi="Avenir Next" w:cs="Avenir Next" w:eastAsia="Avenir Next"/>
+          <w:b/>
+          <w:color w:val="003A70"/>
+          <w:sz w:val="18"/>
+          <w:szCs w:val="18"/>
+        </w:rPr>
+        <w:t xml:space="preserve">Challenge  </w:t>
+      </w:r>
+      <w:r>
+        <w:rPr>
+          <w:rFonts w:ascii="Avenir Next" w:hAnsi="Avenir Next" w:cs="Avenir Next" w:eastAsia="Avenir Next"/>
+          <w:i/>
+          <w:color w:val="1A1A1A"/>
+          <w:sz w:val="19"/>
+          <w:szCs w:val="19"/>
+        </w:rPr>
+        <w:t xml:space="preserve">Sam says 3/8 = 38% because you put the 3 and the 8 together. Use the bar to show why Sam is wrong.</w:t>
+      </w:r>
+    </w:p>
+    <w:tbl>
+      <w:tblPr>
+        <w:tblInd w:w="432" w:type="dxa"/>
+        <w:tblW w:w="9072" w:type="dxa"/>
+        <w:jc w:val="left"/>
+        <w:tblBorders>
+          <w:top w:val="nil"/>
+          <w:left w:val="nil"/>
+          <w:bottom w:val="nil"/>
+          <w:right w:val="nil"/>
+          <w:insideH w:val="nil"/>
+          <w:insideV w:val="nil"/>
+        </w:tblBorders>
+        <w:tblLayout w:type="fixed"/>
+        <w:tblCellMar>
+          <w:top w:w="0" w:type="dxa"/>
+          <w:left w:w="0" w:type="dxa"/>
+          <w:bottom w:w="0" w:type="dxa"/>
+          <w:right w:w="0" w:type="dxa"/>
+        </w:tblCellMar>
+        <w:tblLook w:val="0000" w:firstRow="0" w:lastRow="0" w:firstColumn="0" w:lastColumn="0" w:noHBand="1" w:noVBand="1"/>
+      </w:tblPr>
+      <w:tblGrid>
+        <w:gridCol w:w="9072"/>
+      </w:tblGrid>
+      <w:tr>
+        <w:trPr>
+          <w:cantSplit/>
+          <w:trHeight w:val="400" w:hRule="atLeast"/>
+        </w:trPr>
+        <w:tc>
+          <w:tcPr>
+            <w:tcW w:w="9072" w:type="dxa"/>
+            <w:tcBorders>
+              <w:bottom w:val="single" w:sz="4" w:space="0" w:color="000000"/>
+            </w:tcBorders>
+            <w:vAlign w:val="top"/>
+          </w:tcPr>
+          <w:p>
+            <w:pPr>
+              <w:spacing w:before="0" w:after="0" w:line="240" w:lineRule="auto"/>
+            </w:pPr>
+          </w:p>
+        </w:tc>
+      </w:tr>
+      <w:tr>
+        <w:trPr>
+          <w:cantSplit/>
+          <w:trHeight w:val="400" w:hRule="atLeast"/>
+        </w:trPr>
+        <w:tc>
+          <w:tcPr>
+            <w:tcW w:w="9072" w:type="dxa"/>
+            <w:tcBorders>
+              <w:bottom w:val="single" w:sz="4" w:space="0" w:color="000000"/>
+            </w:tcBorders>
+            <w:vAlign w:val="top"/>
+          </w:tcPr>
+          <w:p>
+            <w:pPr>
+              <w:spacing w:before="0" w:after="0" w:line="240" w:lineRule="auto"/>
+            </w:pPr>
+          </w:p>
+        </w:tc>
+      </w:tr>
+    </w:tbl>
+    <w:p>
+      <w:pPr>
+        <w:keepNext/>
+        <w:pBdr>
+          <w:bottom w:val="single" w:sz="8" w:space="3" w:color="003A70"/>
+        </w:pBdr>
+        <w:tabs>
+          <w:tab w:val="right" w:pos="9504"/>
+        </w:tabs>
+        <w:spacing w:before="90" w:after="50" w:line="240" w:lineRule="auto"/>
+        <w:outlineLvl w:val="1"/>
+      </w:pPr>
+      <w:r>
+        <w:rPr>
+          <w:rFonts w:ascii="Avenir Next" w:hAnsi="Avenir Next" w:cs="Avenir Next" w:eastAsia="Avenir Next"/>
+          <w:b/>
+          <w:color w:val="003A70"/>
+          <w:spacing w:val="14"/>
+          <w:sz w:val="19"/>
+          <w:szCs w:val="19"/>
+        </w:rPr>
+        <w:t xml:space="preserve">SESSION 2  ·  COMPARE AND ORDER</w:t>
+      </w:r>
+      <w:r>
+        <w:rPr>
+          <w:rFonts w:ascii="Avenir Next" w:hAnsi="Avenir Next" w:cs="Avenir Next" w:eastAsia="Avenir Next"/>
+          <w:color w:val="1A1A1A"/>
+          <w:sz w:val="17"/>
+          <w:szCs w:val="17"/>
+        </w:rPr>
+        <w:tab/>
+      </w:r>
+      <w:r>
+        <w:rPr>
+          <w:rFonts w:ascii="Avenir Next" w:hAnsi="Avenir Next" w:cs="Avenir Next" w:eastAsia="Avenir Next"/>
+          <w:i/>
+          <w:color w:val="5A5F66"/>
+          <w:sz w:val="17"/>
+          <w:szCs w:val="17"/>
+        </w:rPr>
+        <w:t xml:space="preserve">draw it · solve it · explain it</w:t>
+      </w:r>
+    </w:p>
+    <w:p>
+      <w:pPr>
+        <w:keepNext/>
+        <w:spacing w:before="0" w:after="50" w:line="268" w:lineRule="auto"/>
+      </w:pPr>
+      <w:r>
+        <w:rPr>
+          <w:rFonts w:ascii="Avenir Next" w:hAnsi="Avenir Next" w:cs="Avenir Next" w:eastAsia="Avenir Next"/>
+          <w:color w:val="1A1A1A"/>
+          <w:sz w:val="20"/>
+          <w:szCs w:val="20"/>
+        </w:rPr>
+        <w:t xml:space="preserve">Class A recycled 0.45 of its bottles. Class B recycled 2/5. Class C recycled 48%. Mark each value on the number line. Then order the classes from least to greatest.</w:t>
+      </w:r>
+    </w:p>
+    <w:p>
+      <w:pPr>
+        <w:keepNext/>
+        <w:spacing w:before="0" w:after="40" w:line="264" w:lineRule="auto"/>
+        <w:jc w:val="center"/>
+      </w:pPr>
+      <w:r>
+        <w:drawing>
+          <wp:inline distT="0" distB="0" distL="0" distR="0">
+            <wp:extent cx="4608576" cy="510235"/>
+            <wp:docPr id="5" name="Figure 5"/>
+            <a:graphic xmlns:a="http://schemas.openxmlformats.org/drawingml/2006/main">
+              <a:graphicData uri="http://schemas.openxmlformats.org/drawingml/2006/picture">
+                <pic:pic xmlns:pic="http://schemas.openxmlformats.org/drawingml/2006/picture">
+                  <pic:nvPicPr>
+                    <pic:cNvPr id="5" name="image5.png"/>
+                    <pic:cNvPicPr/>
+                  </pic:nvPicPr>
+                  <pic:blipFill>
+                    <a:blip r:embed="rIdImg5"/>
+                    <a:stretch>
+                      <a:fillRect/>
+                    </a:stretch>
+                  </pic:blipFill>
+                  <pic:spPr>
+                    <a:xfrm>
+                      <a:off x="0" y="0"/>
+                      <a:ext cx="4608576" cy="510235"/>
+                    </a:xfrm>
+                    <a:prstGeom prst="rect">
+                      <a:avLst/>
+                    </a:prstGeom>
+                  </pic:spPr>
+                </pic:pic>
+              </a:graphicData>
+            </a:graphic>
+          </wp:inline>
+        </w:drawing>
+      </w:r>
+    </w:p>
+    <w:p>
+      <w:pPr>
+        <w:keepNext/>
+        <w:spacing w:before="40" w:after="20" w:line="264" w:lineRule="auto"/>
+        <w:ind w:left="432"/>
+      </w:pPr>
+      <w:r>
+        <w:rPr>
+          <w:rFonts w:ascii="Avenir Next" w:hAnsi="Avenir Next" w:cs="Avenir Next" w:eastAsia="Avenir Next"/>
+          <w:color w:val="1A1A1A"/>
+          <w:sz w:val="20"/>
+          <w:szCs w:val="20"/>
+        </w:rPr>
+        <w:t xml:space="preserve">a. Write each value as a percent.</w:t>
+      </w:r>
+    </w:p>
+    <w:tbl>
+      <w:tblPr>
+        <w:tblInd w:w="432" w:type="dxa"/>
+        <w:tblW w:w="9072" w:type="dxa"/>
+        <w:jc w:val="left"/>
+        <w:tblBorders>
+          <w:top w:val="nil"/>
+          <w:left w:val="nil"/>
+          <w:bottom w:val="nil"/>
+          <w:right w:val="nil"/>
+          <w:insideH w:val="nil"/>
+          <w:insideV w:val="nil"/>
+        </w:tblBorders>
+        <w:tblLayout w:type="fixed"/>
+        <w:tblCellMar>
+          <w:top w:w="0" w:type="dxa"/>
+          <w:left w:w="0" w:type="dxa"/>
+          <w:bottom w:w="0" w:type="dxa"/>
+          <w:right w:w="0" w:type="dxa"/>
+        </w:tblCellMar>
+        <w:tblLook w:val="0000" w:firstRow="0" w:lastRow="0" w:firstColumn="0" w:lastColumn="0" w:noHBand="1" w:noVBand="1"/>
+      </w:tblPr>
+      <w:tblGrid>
+        <w:gridCol w:w="9072"/>
+      </w:tblGrid>
+      <w:tr>
+        <w:trPr>
+          <w:cantSplit/>
+          <w:trHeight w:val="400" w:hRule="atLeast"/>
+        </w:trPr>
+        <w:tc>
+          <w:tcPr>
+            <w:tcW w:w="9072" w:type="dxa"/>
+            <w:tcBorders>
+              <w:bottom w:val="single" w:sz="4" w:space="0" w:color="000000"/>
+            </w:tcBorders>
+            <w:vAlign w:val="top"/>
+          </w:tcPr>
+          <w:p>
+            <w:pPr>
+              <w:spacing w:before="0" w:after="0" w:line="240" w:lineRule="auto"/>
+            </w:pPr>
+          </w:p>
+        </w:tc>
+      </w:tr>
+    </w:tbl>
+    <w:p>
+      <w:pPr>
+        <w:keepNext/>
+        <w:spacing w:before="40" w:after="20" w:line="264" w:lineRule="auto"/>
+        <w:ind w:left="432"/>
+      </w:pPr>
+      <w:r>
+        <w:rPr>
+          <w:rFonts w:ascii="Avenir Next" w:hAnsi="Avenir Next" w:cs="Avenir Next" w:eastAsia="Avenir Next"/>
+          <w:color w:val="1A1A1A"/>
+          <w:sz w:val="20"/>
+          <w:szCs w:val="20"/>
+        </w:rPr>
+        <w:t xml:space="preserve">b. Order the classes from least to greatest.</w:t>
+      </w:r>
+    </w:p>
+    <w:tbl>
+      <w:tblPr>
+        <w:tblInd w:w="432" w:type="dxa"/>
+        <w:tblW w:w="9072" w:type="dxa"/>
+        <w:jc w:val="left"/>
+        <w:tblBorders>
+          <w:top w:val="nil"/>
+          <w:left w:val="nil"/>
+          <w:bottom w:val="nil"/>
+          <w:right w:val="nil"/>
+          <w:insideH w:val="nil"/>
+          <w:insideV w:val="nil"/>
+        </w:tblBorders>
+        <w:tblLayout w:type="fixed"/>
+        <w:tblCellMar>
+          <w:top w:w="0" w:type="dxa"/>
+          <w:left w:w="0" w:type="dxa"/>
+          <w:bottom w:w="0" w:type="dxa"/>
+          <w:right w:w="0" w:type="dxa"/>
+        </w:tblCellMar>
+        <w:tblLook w:val="0000" w:firstRow="0" w:lastRow="0" w:firstColumn="0" w:lastColumn="0" w:noHBand="1" w:noVBand="1"/>
+      </w:tblPr>
+      <w:tblGrid>
+        <w:gridCol w:w="9072"/>
+      </w:tblGrid>
+      <w:tr>
+        <w:trPr>
+          <w:cantSplit/>
+          <w:trHeight w:val="400" w:hRule="atLeast"/>
+        </w:trPr>
+        <w:tc>
+          <w:tcPr>
+            <w:tcW w:w="9072" w:type="dxa"/>
+            <w:tcBorders>
+              <w:bottom w:val="single" w:sz="4" w:space="0" w:color="000000"/>
+            </w:tcBorders>
+            <w:vAlign w:val="top"/>
+          </w:tcPr>
+          <w:p>
+            <w:pPr>
+              <w:spacing w:before="0" w:after="0" w:line="240" w:lineRule="auto"/>
+            </w:pPr>
+          </w:p>
+        </w:tc>
+      </w:tr>
+    </w:tbl>
+    <w:p>
+      <w:pPr>
+        <w:keepNext/>
+        <w:spacing w:before="40" w:after="20" w:line="264" w:lineRule="auto"/>
+        <w:ind w:left="432"/>
+      </w:pPr>
+      <w:r>
+        <w:rPr>
+          <w:rFonts w:ascii="Avenir Next" w:hAnsi="Avenir Next" w:cs="Avenir Next" w:eastAsia="Avenir Next"/>
+          <w:color w:val="1A1A1A"/>
+          <w:sz w:val="20"/>
+          <w:szCs w:val="20"/>
+        </w:rPr>
+        <w:t xml:space="preserve">c. Explain how you know.</w:t>
+      </w:r>
+    </w:p>
+    <w:tbl>
+      <w:tblPr>
+        <w:tblInd w:w="432" w:type="dxa"/>
+        <w:tblW w:w="9072" w:type="dxa"/>
+        <w:jc w:val="left"/>
+        <w:tblBorders>
+          <w:top w:val="nil"/>
+          <w:left w:val="nil"/>
+          <w:bottom w:val="nil"/>
+          <w:right w:val="nil"/>
+          <w:insideH w:val="nil"/>
+          <w:insideV w:val="nil"/>
+        </w:tblBorders>
+        <w:tblLayout w:type="fixed"/>
+        <w:tblCellMar>
+          <w:top w:w="0" w:type="dxa"/>
+          <w:left w:w="0" w:type="dxa"/>
+          <w:bottom w:w="0" w:type="dxa"/>
+          <w:right w:w="0" w:type="dxa"/>
+        </w:tblCellMar>
+        <w:tblLook w:val="0000" w:firstRow="0" w:lastRow="0" w:firstColumn="0" w:lastColumn="0" w:noHBand="1" w:noVBand="1"/>
+      </w:tblPr>
+      <w:tblGrid>
+        <w:gridCol w:w="9072"/>
+      </w:tblGrid>
+      <w:tr>
+        <w:trPr>
+          <w:cantSplit/>
+          <w:trHeight w:val="400" w:hRule="atLeast"/>
+        </w:trPr>
+        <w:tc>
+          <w:tcPr>
+            <w:tcW w:w="9072" w:type="dxa"/>
+            <w:tcBorders>
+              <w:bottom w:val="single" w:sz="4" w:space="0" w:color="000000"/>
+            </w:tcBorders>
+            <w:vAlign w:val="top"/>
+          </w:tcPr>
+          <w:p>
+            <w:pPr>
+              <w:spacing w:before="0" w:after="0" w:line="240" w:lineRule="auto"/>
+            </w:pPr>
+          </w:p>
+        </w:tc>
+      </w:tr>
+    </w:tbl>
+    <w:p>
+      <w:pPr>
+        <w:keepNext/>
+        <w:spacing w:before="80" w:after="20" w:line="264" w:lineRule="auto"/>
+      </w:pPr>
+      <w:r>
+        <w:rPr>
+          <w:rFonts w:ascii="Avenir Next" w:hAnsi="Avenir Next" w:cs="Avenir Next" w:eastAsia="Avenir Next"/>
+          <w:b/>
+          <w:color w:val="003A70"/>
+          <w:sz w:val="18"/>
+          <w:szCs w:val="18"/>
+        </w:rPr>
+        <w:t xml:space="preserve">Challenge  </w:t>
+      </w:r>
+      <w:r>
+        <w:rPr>
+          <w:rFonts w:ascii="Avenir Next" w:hAnsi="Avenir Next" w:cs="Avenir Next" w:eastAsia="Avenir Next"/>
+          <w:i/>
+          <w:color w:val="1A1A1A"/>
+          <w:sz w:val="19"/>
+          <w:szCs w:val="19"/>
+        </w:rPr>
+        <w:t xml:space="preserve">Leo says 2/5 is greater than 0.45 because 5 is greater than 4. Show why Leo is wrong.</w:t>
+      </w:r>
+    </w:p>
+    <w:tbl>
+      <w:tblPr>
+        <w:tblInd w:w="432" w:type="dxa"/>
+        <w:tblW w:w="9072" w:type="dxa"/>
+        <w:jc w:val="left"/>
+        <w:tblBorders>
+          <w:top w:val="nil"/>
+          <w:left w:val="nil"/>
+          <w:bottom w:val="nil"/>
+          <w:right w:val="nil"/>
+          <w:insideH w:val="nil"/>
+          <w:insideV w:val="nil"/>
+        </w:tblBorders>
+        <w:tblLayout w:type="fixed"/>
+        <w:tblCellMar>
+          <w:top w:w="0" w:type="dxa"/>
+          <w:left w:w="0" w:type="dxa"/>
+          <w:bottom w:w="0" w:type="dxa"/>
+          <w:right w:w="0" w:type="dxa"/>
+        </w:tblCellMar>
+        <w:tblLook w:val="0000" w:firstRow="0" w:lastRow="0" w:firstColumn="0" w:lastColumn="0" w:noHBand="1" w:noVBand="1"/>
+      </w:tblPr>
+      <w:tblGrid>
+        <w:gridCol w:w="9072"/>
+      </w:tblGrid>
+      <w:tr>
+        <w:trPr>
+          <w:cantSplit/>
+          <w:trHeight w:val="400" w:hRule="atLeast"/>
+        </w:trPr>
+        <w:tc>
+          <w:tcPr>
+            <w:tcW w:w="9072" w:type="dxa"/>
+            <w:tcBorders>
+              <w:bottom w:val="single" w:sz="4" w:space="0" w:color="000000"/>
+            </w:tcBorders>
+            <w:vAlign w:val="top"/>
+          </w:tcPr>
+          <w:p>
+            <w:pPr>
+              <w:spacing w:before="0" w:after="0" w:line="240" w:lineRule="auto"/>
+            </w:pPr>
+          </w:p>
+        </w:tc>
+      </w:tr>
+      <w:tr>
+        <w:trPr>
+          <w:cantSplit/>
+          <w:trHeight w:val="400" w:hRule="atLeast"/>
+        </w:trPr>
+        <w:tc>
+          <w:tcPr>
+            <w:tcW w:w="9072" w:type="dxa"/>
+            <w:tcBorders>
+              <w:bottom w:val="single" w:sz="4" w:space="0" w:color="000000"/>
+            </w:tcBorders>
+            <w:vAlign w:val="top"/>
+          </w:tcPr>
+          <w:p>
+            <w:pPr>
+              <w:spacing w:before="0" w:after="0" w:line="240" w:lineRule="auto"/>
+            </w:pPr>
+          </w:p>
+        </w:tc>
+      </w:tr>
+    </w:tbl>
+    <w:p>
+      <w:pPr>
+        <w:spacing w:before="80" w:after="0" w:line="264" w:lineRule="auto"/>
+      </w:pPr>
+      <w:r>
+        <w:rPr>
+          <w:rFonts w:ascii="Avenir Next" w:hAnsi="Avenir Next" w:cs="Avenir Next" w:eastAsia="Avenir Next"/>
+          <w:b/>
+          <w:color w:val="003A70"/>
+          <w:sz w:val="17"/>
+          <w:szCs w:val="17"/>
+        </w:rPr>
+        <w:t xml:space="preserve">Check:  </w:t>
+      </w:r>
+      <w:r>
+        <w:rPr>
+          <w:rFonts w:ascii="Avenir Next" w:hAnsi="Avenir Next" w:cs="Avenir Next" w:eastAsia="Avenir Next"/>
+          <w:color w:val="5A5F66"/>
+          <w:sz w:val="17"/>
+          <w:szCs w:val="17"/>
+        </w:rPr>
+        <w:t xml:space="preserve">Does my model match my numbers? Did I label units? Does my answer make sense?</w:t>
+      </w:r>
+    </w:p>
     <w:p>
       <w:pPr>
         <w:spacing w:before="0" w:after="0" w:line="20" w:lineRule="exact"/>
